--- a/УПП/ПР-2 УПП Тарасевич.docx
+++ b/УПП/ПР-2 УПП Тарасевич.docx
@@ -1820,7 +1820,7 @@
             </w:rPr>
             <w:fldChar w:fldCharType="separate"/>
           </w:r>
-          <w:hyperlink w:anchor="_Toc223640245" w:history="1">
+          <w:hyperlink w:anchor="_Toc224904565" w:history="1">
             <w:r>
               <w:rPr>
                 <w:rStyle w:val="ab"/>
@@ -1855,7 +1855,7 @@
                 <w:sz w:val="28"/>
                 <w:szCs w:val="28"/>
               </w:rPr>
-              <w:instrText xml:space="preserve"> PAGEREF _Toc223640245 \h </w:instrText>
+              <w:instrText xml:space="preserve"> PAGEREF _Toc224904565 \h </w:instrText>
             </w:r>
             <w:r>
               <w:rPr>
@@ -1909,7 +1909,7 @@
               <w14:ligatures w14:val="standardContextual"/>
             </w:rPr>
           </w:pPr>
-          <w:hyperlink w:anchor="_Toc223640246" w:history="1">
+          <w:hyperlink w:anchor="_Toc224904566" w:history="1">
             <w:r>
               <w:rPr>
                 <w:rStyle w:val="ab"/>
@@ -1944,7 +1944,7 @@
                 <w:sz w:val="28"/>
                 <w:szCs w:val="28"/>
               </w:rPr>
-              <w:instrText xml:space="preserve"> PAGEREF _Toc223640246 \h </w:instrText>
+              <w:instrText xml:space="preserve"> PAGEREF _Toc224904566 \h </w:instrText>
             </w:r>
             <w:r>
               <w:rPr>
@@ -1995,7 +1995,7 @@
               <w14:ligatures w14:val="standardContextual"/>
             </w:rPr>
           </w:pPr>
-          <w:hyperlink w:anchor="_Toc223640247" w:history="1">
+          <w:hyperlink w:anchor="_Toc224904567" w:history="1">
             <w:r>
               <w:rPr>
                 <w:rStyle w:val="ab"/>
@@ -2003,7 +2003,7 @@
                 <w:sz w:val="28"/>
                 <w:szCs w:val="28"/>
               </w:rPr>
-              <w:t>2.1 Обзор конкурентов</w:t>
+              <w:t>2.1 Определение целевой аудитории продукта</w:t>
             </w:r>
             <w:r>
               <w:rPr>
@@ -2030,7 +2030,7 @@
                 <w:sz w:val="28"/>
                 <w:szCs w:val="28"/>
               </w:rPr>
-              <w:instrText xml:space="preserve"> PAGEREF _Toc223640247 \h </w:instrText>
+              <w:instrText xml:space="preserve"> PAGEREF _Toc224904567 \h </w:instrText>
             </w:r>
             <w:r>
               <w:rPr>
@@ -2081,7 +2081,7 @@
               <w14:ligatures w14:val="standardContextual"/>
             </w:rPr>
           </w:pPr>
-          <w:hyperlink w:anchor="_Toc223640248" w:history="1">
+          <w:hyperlink w:anchor="_Toc224904568" w:history="1">
             <w:r>
               <w:rPr>
                 <w:rStyle w:val="ab"/>
@@ -2089,7 +2089,7 @@
                 <w:sz w:val="28"/>
                 <w:szCs w:val="28"/>
               </w:rPr>
-              <w:t>2.2 Анализ продуктов конкурентов</w:t>
+              <w:t>2.2 Анализ функций</w:t>
             </w:r>
             <w:r>
               <w:rPr>
@@ -2116,7 +2116,7 @@
                 <w:sz w:val="28"/>
                 <w:szCs w:val="28"/>
               </w:rPr>
-              <w:instrText xml:space="preserve"> PAGEREF _Toc223640248 \h </w:instrText>
+              <w:instrText xml:space="preserve"> PAGEREF _Toc224904568 \h </w:instrText>
             </w:r>
             <w:r>
               <w:rPr>
@@ -2162,12 +2162,12 @@
               <w:rFonts w:asciiTheme="minorHAnsi" w:eastAsiaTheme="minorEastAsia" w:hAnsiTheme="minorHAnsi" w:cstheme="minorBidi"/>
               <w:noProof/>
               <w:kern w:val="2"/>
-              <w:sz w:val="28"/>
-              <w:szCs w:val="28"/>
+              <w:sz w:val="24"/>
+              <w:szCs w:val="24"/>
               <w14:ligatures w14:val="standardContextual"/>
             </w:rPr>
           </w:pPr>
-          <w:hyperlink w:anchor="_Toc223640249" w:history="1">
+          <w:hyperlink w:anchor="_Toc224904569" w:history="1">
             <w:r>
               <w:rPr>
                 <w:rStyle w:val="ab"/>
@@ -2175,7 +2175,7 @@
                 <w:sz w:val="28"/>
                 <w:szCs w:val="28"/>
               </w:rPr>
-              <w:t>2.4 Рекомендации по улучшению собственного продукта</w:t>
+              <w:t>2.3 Набросок интерфейса</w:t>
             </w:r>
             <w:r>
               <w:rPr>
@@ -2202,7 +2202,7 @@
                 <w:sz w:val="28"/>
                 <w:szCs w:val="28"/>
               </w:rPr>
-              <w:instrText xml:space="preserve"> PAGEREF _Toc223640249 \h </w:instrText>
+              <w:instrText xml:space="preserve"> PAGEREF _Toc224904569 \h </w:instrText>
             </w:r>
             <w:r>
               <w:rPr>
@@ -2228,7 +2228,7 @@
                 <w:sz w:val="28"/>
                 <w:szCs w:val="28"/>
               </w:rPr>
-              <w:t>9</w:t>
+              <w:t>5</w:t>
             </w:r>
             <w:r>
               <w:rPr>
@@ -2270,7 +2270,7 @@
       <w:pPr>
         <w:pStyle w:val="1"/>
       </w:pPr>
-      <w:bookmarkStart w:id="0" w:name="_Toc223640245"/>
+      <w:bookmarkStart w:id="0" w:name="_Toc224904565"/>
       <w:r>
         <w:lastRenderedPageBreak/>
         <w:t>1 Постановка задачи</w:t>
@@ -2435,7 +2435,7 @@
       <w:r>
         <w:br w:type="column"/>
       </w:r>
-      <w:bookmarkStart w:id="1" w:name="_Toc223640246"/>
+      <w:bookmarkStart w:id="1" w:name="_Toc224904566"/>
       <w:r>
         <w:lastRenderedPageBreak/>
         <w:t>2 Выполнение задания</w:t>
@@ -2446,14 +2446,14 @@
       <w:pPr>
         <w:pStyle w:val="2"/>
       </w:pPr>
-      <w:bookmarkStart w:id="2" w:name="_Toc223640247"/>
+      <w:bookmarkStart w:id="2" w:name="_Toc224904567"/>
       <w:r>
         <w:t xml:space="preserve">2.1 </w:t>
       </w:r>
+      <w:r>
+        <w:t>Определение целевой аудитории продукта</w:t>
+      </w:r>
       <w:bookmarkEnd w:id="2"/>
-      <w:r>
-        <w:t>Определение целевой аудитории продукта</w:t>
-      </w:r>
     </w:p>
     <w:p>
       <w:pPr>
@@ -2478,9 +2478,11 @@
       <w:pPr>
         <w:pStyle w:val="2"/>
       </w:pPr>
+      <w:bookmarkStart w:id="3" w:name="_Toc224904568"/>
       <w:r>
         <w:t>2.2 Анализ функций</w:t>
       </w:r>
+      <w:bookmarkEnd w:id="3"/>
     </w:p>
     <w:p>
       <w:pPr>
@@ -2676,7 +2678,13 @@
         <w:ind w:left="0" w:firstLine="709"/>
       </w:pPr>
       <w:r>
-        <w:t>возможность создания собственных встраиваемых модулей</w:t>
+        <w:t>возможность</w:t>
+      </w:r>
+      <w:r>
+        <w:t xml:space="preserve"> внедрения</w:t>
+      </w:r>
+      <w:r>
+        <w:t xml:space="preserve"> собственных встраиваемых модулей</w:t>
       </w:r>
       <w:r>
         <w:t>.</w:t>
@@ -2916,7 +2924,13 @@
               <w:ind w:firstLine="0"/>
             </w:pPr>
             <w:r>
-              <w:t>Возможность создания собственных встраиваемых модулей</w:t>
+              <w:t>Возможность</w:t>
+            </w:r>
+            <w:r>
+              <w:t xml:space="preserve"> внедрения</w:t>
+            </w:r>
+            <w:r>
+              <w:t xml:space="preserve"> собственных встраиваемых модулей</w:t>
             </w:r>
           </w:p>
         </w:tc>
@@ -3059,11 +3073,13 @@
     </w:p>
     <w:p>
       <w:pPr>
-        <w:pStyle w:val="ac"/>
-      </w:pPr>
+        <w:pStyle w:val="2"/>
+      </w:pPr>
+      <w:bookmarkStart w:id="4" w:name="_Toc224904569"/>
       <w:r>
         <w:t>2.3 Набросок интерфейса</w:t>
       </w:r>
+      <w:bookmarkEnd w:id="4"/>
     </w:p>
     <w:p>
       <w:pPr>
@@ -3080,6 +3096,9 @@
         <w:jc w:val="center"/>
       </w:pPr>
       <w:r>
+        <w:rPr>
+          <w:noProof/>
+        </w:rPr>
         <w:lastRenderedPageBreak/>
         <w:drawing>
           <wp:inline distT="0" distB="0" distL="0" distR="0" wp14:anchorId="51AF25A9" wp14:editId="546CC6E9">
